--- a/docs/Maia Assistant for NSG.docx
+++ b/docs/Maia Assistant for NSG.docx
@@ -371,7 +371,36 @@
           <w:rtl/>
           <w:lang w:val="en-US"/>
         </w:rPr>
-        <w:t>התיקון : בתקיה זמנית -  הסרת בלוק יפוי כח שבו השדה ריק (זהוי לפי מס מסלקה)</w:t>
+        <w:t xml:space="preserve">התיקון : </w:t>
+      </w:r>
+      <w:r>
+        <w:rPr>
+          <w:lang w:val="en-US"/>
+        </w:rPr>
+        <w:br/>
+      </w:r>
+      <w:r>
+        <w:rPr>
+          <w:rFonts w:hint="cs"/>
+          <w:rtl/>
+          <w:lang w:val="en-US"/>
+        </w:rPr>
+        <w:t xml:space="preserve">בקובץ אירועים של 1700 </w:t>
+      </w:r>
+      <w:r>
+        <w:rPr>
+          <w:rtl/>
+          <w:lang w:val="en-US"/>
+        </w:rPr>
+        <w:br/>
+      </w:r>
+      <w:r>
+        <w:rPr>
+          <w:rFonts w:hint="cs"/>
+          <w:rtl/>
+          <w:lang w:val="en-US"/>
+        </w:rPr>
+        <w:t>בתקיה זמנית -  הסרת בלוק יפוי כח שבו השדה ריק (זהוי לפי מס מסלקה)</w:t>
       </w:r>
     </w:p>
     <w:p>
@@ -468,54 +497,6 @@
           <w:lang w:val="en-US"/>
         </w:rPr>
         <w:t xml:space="preserve">   חפ יצרן חפ מתפעל מיטב</w:t>
-      </w:r>
-    </w:p>
-    <w:p>
-      <w:pPr>
-        <w:bidi/>
-        <w:rPr>
-          <w:rFonts w:hint="cs"/>
-          <w:rtl/>
-          <w:lang w:val="en-US"/>
-        </w:rPr>
-      </w:pPr>
-      <w:r>
-        <w:rPr>
-          <w:rFonts w:hint="cs"/>
-          <w:rtl/>
-          <w:lang w:val="en-US"/>
-        </w:rPr>
-        <w:t xml:space="preserve">מעביר את הקובץ לתקיה זמנית </w:t>
-      </w:r>
-      <w:r>
-        <w:rPr>
-          <w:rtl/>
-          <w:lang w:val="en-US"/>
-        </w:rPr>
-        <w:t>–</w:t>
-      </w:r>
-      <w:r>
-        <w:rPr>
-          <w:rFonts w:hint="cs"/>
-          <w:rtl/>
-          <w:lang w:val="en-US"/>
-        </w:rPr>
-        <w:t xml:space="preserve"> עורך אותו </w:t>
-      </w:r>
-      <w:r>
-        <w:rPr>
-          <w:rtl/>
-          <w:lang w:val="en-US"/>
-        </w:rPr>
-        <w:t>–</w:t>
-      </w:r>
-      <w:r>
-        <w:rPr>
-          <w:rFonts w:hint="cs"/>
-          <w:rtl/>
-          <w:lang w:val="en-US"/>
-        </w:rPr>
-        <w:t xml:space="preserve"> מסיר את הבלוק יפוי כח</w:t>
       </w:r>
     </w:p>
     <w:p>
@@ -853,6 +834,7 @@
         <w:rPr>
           <w:lang w:val="en-US"/>
         </w:rPr>
+        <w:lastRenderedPageBreak/>
         <w:t>TransferRequestStage.StatusCode</w:t>
       </w:r>
       <w:proofErr w:type="spellEnd"/>
@@ -881,7 +863,6 @@
           <w:rtl/>
           <w:lang w:val="en-US"/>
         </w:rPr>
-        <w:lastRenderedPageBreak/>
         <w:t xml:space="preserve">מחיקת </w:t>
       </w:r>
       <w:r>
@@ -1175,7 +1156,6 @@
         <w:pStyle w:val="ListParagraph"/>
         <w:bidi/>
         <w:rPr>
-          <w:rFonts w:hint="cs"/>
           <w:rtl/>
           <w:lang w:val="en-US"/>
         </w:rPr>
@@ -1205,68 +1185,66 @@
       <w:pPr>
         <w:bidi/>
         <w:rPr>
-          <w:rFonts w:hint="cs"/>
-          <w:rtl/>
-          <w:lang w:val="en-US"/>
-        </w:rPr>
-      </w:pPr>
-    </w:p>
-    <w:p>
-      <w:pPr>
-        <w:bidi/>
-        <w:rPr>
-          <w:lang w:val="en-US"/>
-        </w:rPr>
-      </w:pPr>
-    </w:p>
-    <w:p>
-      <w:pPr>
-        <w:bidi/>
-        <w:rPr>
-          <w:lang w:val="en-US"/>
-        </w:rPr>
-      </w:pPr>
-    </w:p>
-    <w:p>
-      <w:pPr>
-        <w:bidi/>
-        <w:rPr>
-          <w:rtl/>
-          <w:lang w:val="en-US"/>
-        </w:rPr>
-      </w:pPr>
-    </w:p>
-    <w:p>
-      <w:pPr>
-        <w:bidi/>
-        <w:rPr>
-          <w:rtl/>
-          <w:lang w:val="en-US"/>
-        </w:rPr>
-      </w:pPr>
-    </w:p>
-    <w:p>
-      <w:pPr>
-        <w:bidi/>
-        <w:rPr>
-          <w:lang w:val="en-US"/>
-        </w:rPr>
-      </w:pPr>
-    </w:p>
-    <w:p>
-      <w:pPr>
-        <w:bidi/>
-        <w:rPr>
-          <w:rtl/>
-          <w:lang w:val="en-US"/>
-        </w:rPr>
-      </w:pPr>
-    </w:p>
-    <w:p>
-      <w:pPr>
-        <w:bidi/>
-        <w:rPr>
-          <w:rFonts w:hint="cs"/>
+          <w:rtl/>
+          <w:lang w:val="en-US"/>
+        </w:rPr>
+      </w:pPr>
+    </w:p>
+    <w:p>
+      <w:pPr>
+        <w:bidi/>
+        <w:rPr>
+          <w:lang w:val="en-US"/>
+        </w:rPr>
+      </w:pPr>
+    </w:p>
+    <w:p>
+      <w:pPr>
+        <w:bidi/>
+        <w:rPr>
+          <w:lang w:val="en-US"/>
+        </w:rPr>
+      </w:pPr>
+    </w:p>
+    <w:p>
+      <w:pPr>
+        <w:bidi/>
+        <w:rPr>
+          <w:rtl/>
+          <w:lang w:val="en-US"/>
+        </w:rPr>
+      </w:pPr>
+    </w:p>
+    <w:p>
+      <w:pPr>
+        <w:bidi/>
+        <w:rPr>
+          <w:rtl/>
+          <w:lang w:val="en-US"/>
+        </w:rPr>
+      </w:pPr>
+    </w:p>
+    <w:p>
+      <w:pPr>
+        <w:bidi/>
+        <w:rPr>
+          <w:lang w:val="en-US"/>
+        </w:rPr>
+      </w:pPr>
+    </w:p>
+    <w:p>
+      <w:pPr>
+        <w:bidi/>
+        <w:rPr>
+          <w:rtl/>
+          <w:lang w:val="en-US"/>
+        </w:rPr>
+      </w:pPr>
+    </w:p>
+    <w:p>
+      <w:pPr>
+        <w:bidi/>
+        <w:rPr>
           <w:rtl/>
           <w:lang w:val="en-US"/>
         </w:rPr>
@@ -2098,6 +2076,7 @@
   <w:style w:type="character" w:default="1" w:styleId="DefaultParagraphFont">
     <w:name w:val="Default Paragraph Font"/>
     <w:uiPriority w:val="1"/>
+    <w:semiHidden/>
     <w:unhideWhenUsed/>
   </w:style>
   <w:style w:type="table" w:default="1" w:styleId="TableNormal">

--- a/docs/Maia Assistant for NSG.docx
+++ b/docs/Maia Assistant for NSG.docx
@@ -276,29 +276,718 @@
           <w:rtl/>
           <w:lang w:val="en-US"/>
         </w:rPr>
-        <w:t xml:space="preserve">בפידבק ב </w:t>
-      </w:r>
-      <w:r>
-        <w:rPr>
-          <w:rtl/>
-          <w:lang w:val="en-US"/>
-        </w:rPr>
-        <w:t>–</w:t>
-      </w:r>
-      <w:r>
-        <w:rPr>
-          <w:rFonts w:hint="cs"/>
-          <w:rtl/>
-          <w:lang w:val="en-US"/>
-        </w:rPr>
-        <w:t xml:space="preserve"> יוצא למסלקה עבור 1700  קידוד מוצר ריק </w:t>
-      </w:r>
-      <w:r>
-        <w:rPr>
-          <w:rtl/>
-          <w:lang w:val="en-US"/>
-        </w:rPr>
-        <w:t>–</w:t>
+        <w:t>הבעיה</w:t>
+      </w:r>
+    </w:p>
+    <w:p>
+      <w:pPr>
+        <w:bidi/>
+        <w:rPr>
+          <w:rtl/>
+        </w:rPr>
+      </w:pPr>
+      <w:r>
+        <w:rPr>
+          <w:lang w:val="en-US"/>
+        </w:rPr>
+        <w:t xml:space="preserve">Exe </w:t>
+      </w:r>
+      <w:proofErr w:type="gramStart"/>
+      <w:r>
+        <w:rPr>
+          <w:lang w:val="en-US"/>
+        </w:rPr>
+        <w:t xml:space="preserve">7 </w:t>
+      </w:r>
+      <w:r>
+        <w:rPr>
+          <w:rFonts w:hint="cs"/>
+          <w:rtl/>
+          <w:lang w:val="en-US"/>
+        </w:rPr>
+        <w:t xml:space="preserve"> לוקח</w:t>
+      </w:r>
+      <w:proofErr w:type="gramEnd"/>
+      <w:r>
+        <w:rPr>
+          <w:rFonts w:hint="cs"/>
+          <w:rtl/>
+          <w:lang w:val="en-US"/>
+        </w:rPr>
+        <w:t xml:space="preserve"> אירועים בסטטוס </w:t>
+      </w:r>
+      <w:proofErr w:type="gramStart"/>
+      <w:r>
+        <w:rPr>
+          <w:rFonts w:hint="cs"/>
+          <w:rtl/>
+          <w:lang w:val="en-US"/>
+        </w:rPr>
+        <w:t>14  להם</w:t>
+      </w:r>
+      <w:proofErr w:type="gramEnd"/>
+      <w:r>
+        <w:rPr>
+          <w:rFonts w:hint="cs"/>
+          <w:rtl/>
+          <w:lang w:val="en-US"/>
+        </w:rPr>
+        <w:t xml:space="preserve"> מוצאי פידבק ב </w:t>
+      </w:r>
+      <w:proofErr w:type="spellStart"/>
+      <w:r>
+        <w:rPr>
+          <w:rFonts w:hint="cs"/>
+          <w:rtl/>
+          <w:lang w:val="en-US"/>
+        </w:rPr>
+        <w:t>ע''פ</w:t>
+      </w:r>
+      <w:proofErr w:type="spellEnd"/>
+      <w:r>
+        <w:rPr>
+          <w:rFonts w:hint="cs"/>
+          <w:rtl/>
+          <w:lang w:val="en-US"/>
+        </w:rPr>
+        <w:t xml:space="preserve"> טבלה </w:t>
+      </w:r>
+      <w:proofErr w:type="spellStart"/>
+      <w:r>
+        <w:rPr>
+          <w:lang w:val="en-US"/>
+        </w:rPr>
+        <w:t>EventResults</w:t>
+      </w:r>
+      <w:proofErr w:type="spellEnd"/>
+      <w:r>
+        <w:rPr>
+          <w:rtl/>
+          <w:lang w:val="en-US"/>
+        </w:rPr>
+        <w:br/>
+      </w:r>
+      <w:r>
+        <w:rPr>
+          <w:rFonts w:hint="cs"/>
+          <w:rtl/>
+          <w:lang w:val="en-US"/>
+        </w:rPr>
+        <w:t xml:space="preserve">ל מענה שבו שדה קידוד מוצר </w:t>
+      </w:r>
+      <w:r>
+        <w:rPr>
+          <w:highlight w:val="yellow"/>
+        </w:rPr>
+        <w:t>'KIDUD-MUTZA</w:t>
+      </w:r>
+      <w:r>
+        <w:rPr>
+          <w:rFonts w:hint="cs"/>
+          <w:rtl/>
+        </w:rPr>
+        <w:t xml:space="preserve"> ריק חוזר פידבק מהמסלקה תקול</w:t>
+      </w:r>
+    </w:p>
+    <w:p>
+      <w:pPr>
+        <w:bidi/>
+        <w:rPr>
+          <w:rFonts w:hint="cs"/>
+          <w:rtl/>
+        </w:rPr>
+      </w:pPr>
+      <w:r>
+        <w:rPr>
+          <w:rFonts w:hint="cs"/>
+          <w:rtl/>
+        </w:rPr>
+        <w:t>האירוע נכנס לסטטוס 22</w:t>
+      </w:r>
+    </w:p>
+    <w:p>
+      <w:pPr>
+        <w:bidi/>
+        <w:rPr>
+          <w:rtl/>
+          <w:lang w:val="en-US"/>
+        </w:rPr>
+      </w:pPr>
+      <w:r>
+        <w:rPr>
+          <w:rFonts w:hint="cs"/>
+          <w:rtl/>
+          <w:lang w:val="en-US"/>
+        </w:rPr>
+        <w:t xml:space="preserve">סריקה- </w:t>
+      </w:r>
+    </w:p>
+    <w:p>
+      <w:pPr>
+        <w:bidi/>
+        <w:rPr>
+          <w:rtl/>
+          <w:lang w:val="en-US"/>
+        </w:rPr>
+      </w:pPr>
+      <w:r>
+        <w:rPr>
+          <w:rFonts w:hint="cs"/>
+          <w:rtl/>
+          <w:lang w:val="en-US"/>
+        </w:rPr>
+        <w:t xml:space="preserve">אירוע בסטטוס 22   </w:t>
+      </w:r>
+    </w:p>
+    <w:p>
+      <w:pPr>
+        <w:bidi/>
+        <w:rPr>
+          <w:rtl/>
+        </w:rPr>
+      </w:pPr>
+      <w:r>
+        <w:rPr>
+          <w:rFonts w:hint="cs"/>
+          <w:rtl/>
+          <w:lang w:val="en-US"/>
+        </w:rPr>
+        <w:t xml:space="preserve">וגם </w:t>
+      </w:r>
+      <w:r>
+        <w:rPr>
+          <w:lang w:val="en-US"/>
+        </w:rPr>
+        <w:t xml:space="preserve">details </w:t>
+      </w:r>
+      <w:r>
+        <w:rPr>
+          <w:rFonts w:hint="cs"/>
+          <w:rtl/>
+          <w:lang w:val="en-US"/>
+        </w:rPr>
+        <w:t xml:space="preserve">  מכיל </w:t>
+      </w:r>
+      <w:r>
+        <w:rPr>
+          <w:highlight w:val="yellow"/>
+        </w:rPr>
+        <w:t>The 'KIDUD-MUTZA' element</w:t>
+      </w:r>
+      <w:r>
+        <w:t xml:space="preserve"> is invalid - The value '' is invalid according to its datatype 'String' - The Pattern constraint failed. </w:t>
+      </w:r>
+    </w:p>
+    <w:p>
+      <w:pPr>
+        <w:bidi/>
+        <w:rPr>
+          <w:rFonts w:hint="cs"/>
+          <w:rtl/>
+          <w:lang w:val="en-US"/>
+        </w:rPr>
+      </w:pPr>
+    </w:p>
+    <w:p>
+      <w:pPr>
+        <w:bidi/>
+        <w:rPr>
+          <w:rFonts w:hint="cs"/>
+          <w:lang w:val="en-US"/>
+        </w:rPr>
+      </w:pPr>
+    </w:p>
+    <w:p>
+      <w:pPr>
+        <w:bidi/>
+        <w:rPr>
+          <w:rtl/>
+          <w:lang w:val="en-US"/>
+        </w:rPr>
+      </w:pPr>
+      <w:r>
+        <w:rPr>
+          <w:rFonts w:hint="cs"/>
+          <w:rtl/>
+          <w:lang w:val="en-US"/>
+        </w:rPr>
+        <w:t xml:space="preserve">הצפה לקבלת אישור </w:t>
+      </w:r>
+    </w:p>
+    <w:p>
+      <w:pPr>
+        <w:bidi/>
+        <w:rPr>
+          <w:rFonts w:hint="cs"/>
+          <w:rtl/>
+        </w:rPr>
+      </w:pPr>
+      <w:r>
+        <w:rPr>
+          <w:rFonts w:hint="cs"/>
+          <w:rtl/>
+          <w:lang w:val="en-US"/>
+        </w:rPr>
+        <w:t xml:space="preserve">לאחר קבלת אישור ניתן לאשר תיקון </w:t>
+      </w:r>
+      <w:r>
+        <w:rPr>
+          <w:rtl/>
+          <w:lang w:val="en-US"/>
+        </w:rPr>
+        <w:br/>
+      </w:r>
+      <w:r>
+        <w:rPr>
+          <w:rFonts w:hint="cs"/>
+          <w:rtl/>
+        </w:rPr>
+        <w:t>טיפול</w:t>
+      </w:r>
+    </w:p>
+    <w:p>
+      <w:pPr>
+        <w:bidi/>
+        <w:rPr>
+          <w:rtl/>
+          <w:lang w:val="en-US"/>
+        </w:rPr>
+      </w:pPr>
+      <w:r>
+        <w:rPr>
+          <w:rFonts w:hint="cs"/>
+          <w:rtl/>
+        </w:rPr>
+        <w:t xml:space="preserve">קבלת רשימת מענה פידבק ב' עבור האירוע - לפי </w:t>
+      </w:r>
+      <w:proofErr w:type="spellStart"/>
+      <w:r>
+        <w:rPr>
+          <w:lang w:val="en-US"/>
+        </w:rPr>
+        <w:t>eventid</w:t>
+      </w:r>
+      <w:proofErr w:type="spellEnd"/>
+      <w:r>
+        <w:rPr>
+          <w:rtl/>
+          <w:lang w:val="en-US"/>
+        </w:rPr>
+        <w:br/>
+      </w:r>
+      <w:r>
+        <w:rPr>
+          <w:lang w:val="en-US"/>
+        </w:rPr>
+        <w:t xml:space="preserve">select * from </w:t>
+      </w:r>
+      <w:proofErr w:type="spellStart"/>
+      <w:r>
+        <w:rPr>
+          <w:lang w:val="en-US"/>
+        </w:rPr>
+        <w:t>EventResults</w:t>
+      </w:r>
+      <w:proofErr w:type="spellEnd"/>
+      <w:r>
+        <w:rPr>
+          <w:lang w:val="en-US"/>
+        </w:rPr>
+        <w:t xml:space="preserve"> where </w:t>
+      </w:r>
+      <w:proofErr w:type="spellStart"/>
+      <w:r>
+        <w:rPr>
+          <w:lang w:val="en-US"/>
+        </w:rPr>
+        <w:t>EventId</w:t>
+      </w:r>
+      <w:proofErr w:type="spellEnd"/>
+      <w:r>
+        <w:rPr>
+          <w:lang w:val="en-US"/>
+        </w:rPr>
+        <w:t>='95D54851-A6A2-EB11-A842-0050569CFC6A'</w:t>
+      </w:r>
+    </w:p>
+    <w:p>
+      <w:pPr>
+        <w:bidi/>
+        <w:rPr>
+          <w:rFonts w:hint="cs"/>
+          <w:sz w:val="16"/>
+          <w:szCs w:val="16"/>
+          <w:rtl/>
+          <w:lang w:val="en-US"/>
+        </w:rPr>
+      </w:pPr>
+      <w:r>
+        <w:rPr>
+          <w:rFonts w:hint="cs"/>
+          <w:rtl/>
+          <w:lang w:val="en-US"/>
+        </w:rPr>
+        <w:t xml:space="preserve">זיהוי השורה שבה השדה </w:t>
+      </w:r>
+      <w:r>
+        <w:rPr>
+          <w:sz w:val="16"/>
+          <w:szCs w:val="16"/>
+          <w:lang w:val="en-US"/>
+        </w:rPr>
+        <w:t>&lt;KIDUD-MUTZA</w:t>
+      </w:r>
+      <w:r>
+        <w:rPr>
+          <w:sz w:val="16"/>
+          <w:szCs w:val="16"/>
+          <w:lang w:val="en-US"/>
+        </w:rPr>
+        <w:t>/</w:t>
+      </w:r>
+      <w:r>
+        <w:rPr>
+          <w:sz w:val="16"/>
+          <w:szCs w:val="16"/>
+          <w:lang w:val="en-US"/>
+        </w:rPr>
+        <w:t>&gt;</w:t>
+      </w:r>
+    </w:p>
+    <w:p>
+      <w:pPr>
+        <w:bidi/>
+        <w:rPr>
+          <w:rFonts w:hint="cs"/>
+          <w:sz w:val="16"/>
+          <w:szCs w:val="16"/>
+          <w:rtl/>
+          <w:lang w:val="en-US"/>
+        </w:rPr>
+      </w:pPr>
+      <w:r>
+        <w:rPr>
+          <w:lang w:val="en-US"/>
+        </w:rPr>
+        <w:t>&lt;Event1700Response&gt;</w:t>
+      </w:r>
+    </w:p>
+    <w:p>
+      <w:pPr>
+        <w:bidi/>
+        <w:rPr>
+          <w:sz w:val="16"/>
+          <w:szCs w:val="16"/>
+          <w:lang w:val="en-US"/>
+        </w:rPr>
+      </w:pPr>
+      <w:r>
+        <w:rPr>
+          <w:sz w:val="16"/>
+          <w:szCs w:val="16"/>
+          <w:lang w:val="en-US"/>
+        </w:rPr>
+        <w:t xml:space="preserve">  &lt;SUG-BAKASHAT-MEFITZ-LEEINIAN-YIPUI-KOACH&gt;2&lt;/SUG-BAKASHAT-MEFITZ-LEEINIAN-YIPUI-KOACH&gt;</w:t>
+      </w:r>
+    </w:p>
+    <w:p>
+      <w:pPr>
+        <w:bidi/>
+        <w:rPr>
+          <w:sz w:val="16"/>
+          <w:szCs w:val="16"/>
+          <w:lang w:val="en-US"/>
+        </w:rPr>
+      </w:pPr>
+      <w:r>
+        <w:rPr>
+          <w:sz w:val="16"/>
+          <w:szCs w:val="16"/>
+          <w:lang w:val="en-US"/>
+        </w:rPr>
+        <w:t xml:space="preserve">  &lt;KIDUD-MUTZA&gt;</w:t>
+      </w:r>
+      <w:r>
+        <w:rPr>
+          <w:sz w:val="16"/>
+          <w:szCs w:val="16"/>
+          <w:highlight w:val="yellow"/>
+          <w:lang w:val="en-US"/>
+        </w:rPr>
+        <w:t>512065202000000000008800000000</w:t>
+      </w:r>
+      <w:r>
+        <w:rPr>
+          <w:sz w:val="16"/>
+          <w:szCs w:val="16"/>
+          <w:lang w:val="en-US"/>
+        </w:rPr>
+        <w:t>&lt;/KIDUD-MUTZA&gt;</w:t>
+      </w:r>
+    </w:p>
+    <w:p>
+      <w:pPr>
+        <w:bidi/>
+        <w:rPr>
+          <w:sz w:val="16"/>
+          <w:szCs w:val="16"/>
+          <w:lang w:val="en-US"/>
+        </w:rPr>
+      </w:pPr>
+      <w:r>
+        <w:rPr>
+          <w:sz w:val="16"/>
+          <w:szCs w:val="16"/>
+          <w:lang w:val="en-US"/>
+        </w:rPr>
+        <w:t xml:space="preserve">  &lt;SUG-MUTZAR&gt;4&lt;/SUG-MUTZAR&gt;</w:t>
+      </w:r>
+    </w:p>
+    <w:p>
+      <w:pPr>
+        <w:bidi/>
+        <w:rPr>
+          <w:sz w:val="16"/>
+          <w:szCs w:val="16"/>
+          <w:lang w:val="en-US"/>
+        </w:rPr>
+      </w:pPr>
+      <w:r>
+        <w:rPr>
+          <w:sz w:val="16"/>
+          <w:szCs w:val="16"/>
+          <w:lang w:val="en-US"/>
+        </w:rPr>
+        <w:t xml:space="preserve">  &lt;MISPAR-HESHBON-YIPUI-KOACH&gt;033-233-346035-0&lt;/MISPAR-HESHBON-YIPUI-KOACH&gt;</w:t>
+      </w:r>
+    </w:p>
+    <w:p>
+      <w:pPr>
+        <w:bidi/>
+        <w:rPr>
+          <w:sz w:val="16"/>
+          <w:szCs w:val="16"/>
+          <w:lang w:val="en-US"/>
+        </w:rPr>
+      </w:pPr>
+      <w:r>
+        <w:rPr>
+          <w:sz w:val="16"/>
+          <w:szCs w:val="16"/>
+          <w:lang w:val="en-US"/>
+        </w:rPr>
+        <w:t xml:space="preserve">  &lt;MEHUSHAR-NIDHA&gt;1&lt;/MEHUSHAR-NIDHA&gt;</w:t>
+      </w:r>
+    </w:p>
+    <w:p>
+      <w:pPr>
+        <w:bidi/>
+        <w:rPr>
+          <w:sz w:val="16"/>
+          <w:szCs w:val="16"/>
+          <w:lang w:val="en-US"/>
+        </w:rPr>
+      </w:pPr>
+      <w:r>
+        <w:rPr>
+          <w:sz w:val="16"/>
+          <w:szCs w:val="16"/>
+          <w:lang w:val="en-US"/>
+        </w:rPr>
+        <w:lastRenderedPageBreak/>
+        <w:t xml:space="preserve">  &lt;MEIDA-O-PEULOT&gt;2&lt;/MEIDA-O-PEULOT&gt;</w:t>
+      </w:r>
+    </w:p>
+    <w:p>
+      <w:pPr>
+        <w:bidi/>
+        <w:rPr>
+          <w:sz w:val="16"/>
+          <w:szCs w:val="16"/>
+          <w:lang w:val="en-US"/>
+        </w:rPr>
+      </w:pPr>
+      <w:r>
+        <w:rPr>
+          <w:sz w:val="16"/>
+          <w:szCs w:val="16"/>
+          <w:lang w:val="en-US"/>
+        </w:rPr>
+        <w:t xml:space="preserve">  &lt;PERUT-SHGIHA </w:t>
+      </w:r>
+      <w:proofErr w:type="spellStart"/>
+      <w:proofErr w:type="gramStart"/>
+      <w:r>
+        <w:rPr>
+          <w:sz w:val="16"/>
+          <w:szCs w:val="16"/>
+          <w:lang w:val="en-US"/>
+        </w:rPr>
+        <w:t>xmlns:xsi</w:t>
+      </w:r>
+      <w:proofErr w:type="spellEnd"/>
+      <w:proofErr w:type="gramEnd"/>
+      <w:r>
+        <w:rPr>
+          <w:sz w:val="16"/>
+          <w:szCs w:val="16"/>
+          <w:lang w:val="en-US"/>
+        </w:rPr>
+        <w:t xml:space="preserve">="http://www.w3.org/2001/XMLSchema-instance" </w:t>
+      </w:r>
+      <w:proofErr w:type="spellStart"/>
+      <w:proofErr w:type="gramStart"/>
+      <w:r>
+        <w:rPr>
+          <w:sz w:val="16"/>
+          <w:szCs w:val="16"/>
+          <w:lang w:val="en-US"/>
+        </w:rPr>
+        <w:t>xsi:nil</w:t>
+      </w:r>
+      <w:proofErr w:type="spellEnd"/>
+      <w:proofErr w:type="gramEnd"/>
+      <w:r>
+        <w:rPr>
+          <w:sz w:val="16"/>
+          <w:szCs w:val="16"/>
+          <w:lang w:val="en-US"/>
+        </w:rPr>
+        <w:t>="true" /&gt;</w:t>
+      </w:r>
+    </w:p>
+    <w:p>
+      <w:pPr>
+        <w:bidi/>
+        <w:rPr>
+          <w:rtl/>
+          <w:lang w:val="en-US"/>
+        </w:rPr>
+      </w:pPr>
+      <w:r>
+        <w:rPr>
+          <w:sz w:val="16"/>
+          <w:szCs w:val="16"/>
+          <w:lang w:val="en-US"/>
+        </w:rPr>
+        <w:t>&lt;/Event1700Response&gt;</w:t>
+      </w:r>
+    </w:p>
+    <w:p>
+      <w:pPr>
+        <w:bidi/>
+        <w:rPr>
+          <w:rtl/>
+          <w:lang w:val="en-US"/>
+        </w:rPr>
+      </w:pPr>
+    </w:p>
+    <w:p>
+      <w:pPr>
+        <w:bidi/>
+        <w:rPr>
+          <w:rtl/>
+          <w:lang w:val="en-US"/>
+        </w:rPr>
+      </w:pPr>
+      <w:r>
+        <w:rPr>
+          <w:rFonts w:hint="cs"/>
+          <w:rtl/>
+          <w:lang w:val="en-US"/>
+        </w:rPr>
+        <w:t xml:space="preserve">התיקון : </w:t>
+      </w:r>
+    </w:p>
+    <w:p>
+      <w:pPr>
+        <w:pStyle w:val="ListParagraph"/>
+        <w:numPr>
+          <w:ilvl w:val="0"/>
+          <w:numId w:val="4"/>
+        </w:numPr>
+        <w:bidi/>
+        <w:rPr>
+          <w:rtl/>
+          <w:lang w:val="en-US"/>
+        </w:rPr>
+      </w:pPr>
+      <w:r>
+        <w:rPr>
+          <w:rFonts w:hint="cs"/>
+          <w:b/>
+          <w:bCs/>
+          <w:rtl/>
+          <w:lang w:val="en-US"/>
+        </w:rPr>
+        <w:t>אופציה 1 :</w:t>
+      </w:r>
+      <w:r>
+        <w:rPr>
+          <w:b/>
+          <w:bCs/>
+          <w:rtl/>
+          <w:lang w:val="en-US"/>
+        </w:rPr>
+        <w:br/>
+      </w:r>
+      <w:r>
+        <w:rPr>
+          <w:rFonts w:hint="cs"/>
+          <w:rtl/>
+          <w:lang w:val="en-US"/>
+        </w:rPr>
+        <w:t xml:space="preserve">בקובץ אירועים של 1700 </w:t>
+      </w:r>
+      <w:r>
+        <w:rPr>
+          <w:rtl/>
+          <w:lang w:val="en-US"/>
+        </w:rPr>
+        <w:br/>
+      </w:r>
+      <w:r>
+        <w:rPr>
+          <w:rFonts w:hint="cs"/>
+          <w:rtl/>
+          <w:lang w:val="en-US"/>
+        </w:rPr>
+        <w:t>בתקיה זמנית -  הסרת בלוק יפוי כח שבו השדה ריק (זהוי לפי מס מסלקה)</w:t>
+      </w:r>
+    </w:p>
+    <w:p>
+      <w:pPr>
+        <w:bidi/>
+        <w:ind w:left="720"/>
+        <w:rPr>
+          <w:rtl/>
+          <w:lang w:val="en-US"/>
+        </w:rPr>
+      </w:pPr>
+      <w:r>
+        <w:rPr>
+          <w:rFonts w:hint="cs"/>
+          <w:rtl/>
+          <w:lang w:val="en-US"/>
+        </w:rPr>
+        <w:t>יצירת קובץ חדש בשם שונה (ללא בלוק יפוי כח )</w:t>
+      </w:r>
+    </w:p>
+    <w:p>
+      <w:pPr>
+        <w:bidi/>
+        <w:ind w:left="720"/>
+        <w:rPr>
+          <w:lang w:val="en-US"/>
+        </w:rPr>
+      </w:pPr>
+      <w:r>
+        <w:rPr>
+          <w:rFonts w:hint="cs"/>
+          <w:rtl/>
+          <w:lang w:val="en-US"/>
+        </w:rPr>
+        <w:t>מעדכן שורה קיימת של קובץ הפידבק ב בשם קובץ החדש.</w:t>
       </w:r>
       <w:r>
         <w:rPr>
@@ -308,138 +997,11 @@
         </w:rPr>
         <w:t xml:space="preserve"> </w:t>
       </w:r>
-      <w:r>
-        <w:rPr>
-          <w:lang w:val="en-US"/>
-        </w:rPr>
-        <w:t xml:space="preserve">details </w:t>
-      </w:r>
-      <w:r>
-        <w:rPr>
-          <w:rFonts w:hint="cs"/>
-          <w:rtl/>
-          <w:lang w:val="en-US"/>
-        </w:rPr>
-        <w:t xml:space="preserve"> = "קידוד מוצר ריק"</w:t>
-      </w:r>
-    </w:p>
-    <w:p>
-      <w:pPr>
-        <w:bidi/>
-        <w:rPr>
-          <w:rtl/>
-          <w:lang w:val="en-US"/>
-        </w:rPr>
-      </w:pPr>
-      <w:r>
-        <w:rPr>
-          <w:rFonts w:hint="cs"/>
-          <w:rtl/>
-          <w:lang w:val="en-US"/>
-        </w:rPr>
-        <w:t xml:space="preserve">הצפה לקבלת אישור </w:t>
-      </w:r>
-    </w:p>
-    <w:p>
-      <w:pPr>
-        <w:bidi/>
-        <w:rPr>
-          <w:rtl/>
-          <w:lang w:val="en-US"/>
-        </w:rPr>
-      </w:pPr>
-      <w:r>
-        <w:rPr>
-          <w:rFonts w:hint="cs"/>
-          <w:rtl/>
-          <w:lang w:val="en-US"/>
-        </w:rPr>
-        <w:t xml:space="preserve">לאחר קבלת אישור ניתן לאשר תיקון </w:t>
-      </w:r>
-    </w:p>
-    <w:p>
-      <w:pPr>
-        <w:bidi/>
-        <w:rPr>
-          <w:rtl/>
-          <w:lang w:val="en-US"/>
-        </w:rPr>
-      </w:pPr>
-      <w:r>
-        <w:rPr>
-          <w:rFonts w:hint="cs"/>
-          <w:rtl/>
-          <w:lang w:val="en-US"/>
-        </w:rPr>
-        <w:t xml:space="preserve">התיקון : </w:t>
-      </w:r>
-      <w:r>
-        <w:rPr>
-          <w:lang w:val="en-US"/>
-        </w:rPr>
-        <w:br/>
-      </w:r>
-      <w:r>
-        <w:rPr>
-          <w:rFonts w:hint="cs"/>
-          <w:rtl/>
-          <w:lang w:val="en-US"/>
-        </w:rPr>
-        <w:t xml:space="preserve">בקובץ אירועים של 1700 </w:t>
-      </w:r>
-      <w:r>
-        <w:rPr>
-          <w:rtl/>
-          <w:lang w:val="en-US"/>
-        </w:rPr>
-        <w:br/>
-      </w:r>
-      <w:r>
-        <w:rPr>
-          <w:rFonts w:hint="cs"/>
-          <w:rtl/>
-          <w:lang w:val="en-US"/>
-        </w:rPr>
-        <w:t>בתקיה זמנית -  הסרת בלוק יפוי כח שבו השדה ריק (זהוי לפי מס מסלקה)</w:t>
-      </w:r>
-    </w:p>
-    <w:p>
-      <w:pPr>
-        <w:bidi/>
-        <w:rPr>
-          <w:rtl/>
-          <w:lang w:val="en-US"/>
-        </w:rPr>
-      </w:pPr>
-      <w:r>
-        <w:rPr>
-          <w:rFonts w:hint="cs"/>
-          <w:rtl/>
-          <w:lang w:val="en-US"/>
-        </w:rPr>
-        <w:t>יצירת קובץ חדש בשם שונה (ללא בלוק יפוי כח )</w:t>
-      </w:r>
-    </w:p>
-    <w:p>
-      <w:pPr>
-        <w:bidi/>
-        <w:rPr>
-          <w:rtl/>
-          <w:lang w:val="en-US"/>
-        </w:rPr>
-      </w:pPr>
-      <w:r>
-        <w:rPr>
-          <w:rFonts w:hint="cs"/>
-          <w:rtl/>
-          <w:lang w:val="en-US"/>
-        </w:rPr>
-        <w:t>מעדכן שורה קיימת של קובץ הפידבק ב בשם קובץ החדש.</w:t>
-      </w:r>
-    </w:p>
-    <w:p>
-      <w:pPr>
-        <w:bidi/>
+    </w:p>
+    <w:p>
+      <w:pPr>
+        <w:bidi/>
+        <w:ind w:left="720"/>
         <w:rPr>
           <w:rtl/>
           <w:lang w:val="en-US"/>
@@ -471,6 +1033,7 @@
     <w:p>
       <w:pPr>
         <w:bidi/>
+        <w:ind w:left="720"/>
         <w:rPr>
           <w:rtl/>
           <w:lang w:val="en-US"/>
@@ -496,8 +1059,211 @@
           <w:rtl/>
           <w:lang w:val="en-US"/>
         </w:rPr>
-        <w:t xml:space="preserve">   חפ יצרן חפ מתפעל מיטב</w:t>
-      </w:r>
+        <w:t xml:space="preserve">   חפ יצרן </w:t>
+      </w:r>
+      <w:proofErr w:type="spellStart"/>
+      <w:r>
+        <w:rPr>
+          <w:rFonts w:hint="cs"/>
+          <w:rtl/>
+          <w:lang w:val="en-US"/>
+        </w:rPr>
+        <w:t>חפ</w:t>
+      </w:r>
+      <w:proofErr w:type="spellEnd"/>
+      <w:r>
+        <w:rPr>
+          <w:rFonts w:hint="cs"/>
+          <w:rtl/>
+          <w:lang w:val="en-US"/>
+        </w:rPr>
+        <w:t xml:space="preserve"> מתפעל מיטב</w:t>
+      </w:r>
+    </w:p>
+    <w:p>
+      <w:pPr>
+        <w:pStyle w:val="ListParagraph"/>
+        <w:numPr>
+          <w:ilvl w:val="0"/>
+          <w:numId w:val="4"/>
+        </w:numPr>
+        <w:bidi/>
+        <w:rPr>
+          <w:b/>
+          <w:bCs/>
+          <w:rtl/>
+          <w:lang w:val="en-US"/>
+        </w:rPr>
+      </w:pPr>
+      <w:r>
+        <w:rPr>
+          <w:rFonts w:hint="cs"/>
+          <w:b/>
+          <w:bCs/>
+          <w:rtl/>
+          <w:lang w:val="en-US"/>
+        </w:rPr>
+        <w:t xml:space="preserve">אופציה </w:t>
+      </w:r>
+      <w:r>
+        <w:rPr>
+          <w:rFonts w:hint="cs"/>
+          <w:b/>
+          <w:bCs/>
+          <w:rtl/>
+          <w:lang w:val="en-US"/>
+        </w:rPr>
+        <w:t>2</w:t>
+      </w:r>
+    </w:p>
+    <w:p>
+      <w:pPr>
+        <w:bidi/>
+        <w:ind w:left="720"/>
+        <w:rPr>
+          <w:rFonts w:hint="cs"/>
+          <w:b/>
+          <w:bCs/>
+          <w:rtl/>
+          <w:lang w:val="en-US"/>
+        </w:rPr>
+      </w:pPr>
+      <w:r>
+        <w:rPr>
+          <w:rFonts w:hint="cs"/>
+          <w:b/>
+          <w:bCs/>
+          <w:rtl/>
+          <w:lang w:val="en-US"/>
+        </w:rPr>
+        <w:t xml:space="preserve">למחוק את השורה בטבלת </w:t>
+      </w:r>
+      <w:proofErr w:type="spellStart"/>
+      <w:r>
+        <w:rPr>
+          <w:b/>
+          <w:bCs/>
+          <w:lang w:val="en-US"/>
+        </w:rPr>
+        <w:t>EventResults</w:t>
+      </w:r>
+      <w:proofErr w:type="spellEnd"/>
+      <w:r>
+        <w:rPr>
+          <w:rFonts w:hint="cs"/>
+          <w:b/>
+          <w:bCs/>
+          <w:rtl/>
+          <w:lang w:val="en-US"/>
+        </w:rPr>
+        <w:t xml:space="preserve">  כך שהשורה לא תצא בפידבק</w:t>
+      </w:r>
+    </w:p>
+    <w:p>
+      <w:pPr>
+        <w:bidi/>
+        <w:ind w:left="720"/>
+        <w:rPr>
+          <w:b/>
+          <w:bCs/>
+          <w:rtl/>
+          <w:lang w:val="en-US"/>
+        </w:rPr>
+      </w:pPr>
+      <w:r>
+        <w:rPr>
+          <w:rFonts w:hint="cs"/>
+          <w:b/>
+          <w:bCs/>
+          <w:rtl/>
+          <w:lang w:val="en-US"/>
+        </w:rPr>
+        <w:t>החזרת האירוע לסטטוס 14</w:t>
+      </w:r>
+    </w:p>
+    <w:p>
+      <w:pPr>
+        <w:bidi/>
+        <w:ind w:left="720"/>
+        <w:rPr>
+          <w:b/>
+          <w:bCs/>
+          <w:rtl/>
+          <w:lang w:val="en-US"/>
+        </w:rPr>
+      </w:pPr>
+      <w:r>
+        <w:rPr>
+          <w:rFonts w:hint="cs"/>
+          <w:b/>
+          <w:bCs/>
+          <w:rtl/>
+          <w:lang w:val="en-US"/>
+        </w:rPr>
+        <w:t xml:space="preserve">תתבצע הפקה חוזרת של פידבק ב'  שלא כוללת את הבלוק </w:t>
+      </w:r>
+      <w:proofErr w:type="spellStart"/>
+      <w:r>
+        <w:rPr>
+          <w:rFonts w:hint="cs"/>
+          <w:b/>
+          <w:bCs/>
+          <w:rtl/>
+          <w:lang w:val="en-US"/>
+        </w:rPr>
+        <w:t>יפוי</w:t>
+      </w:r>
+      <w:proofErr w:type="spellEnd"/>
+      <w:r>
+        <w:rPr>
+          <w:rFonts w:hint="cs"/>
+          <w:b/>
+          <w:bCs/>
+          <w:rtl/>
+          <w:lang w:val="en-US"/>
+        </w:rPr>
+        <w:t xml:space="preserve"> </w:t>
+      </w:r>
+      <w:proofErr w:type="spellStart"/>
+      <w:r>
+        <w:rPr>
+          <w:rFonts w:hint="cs"/>
+          <w:b/>
+          <w:bCs/>
+          <w:rtl/>
+          <w:lang w:val="en-US"/>
+        </w:rPr>
+        <w:t>כח</w:t>
+      </w:r>
+      <w:proofErr w:type="spellEnd"/>
+      <w:r>
+        <w:rPr>
+          <w:rFonts w:hint="cs"/>
+          <w:b/>
+          <w:bCs/>
+          <w:rtl/>
+          <w:lang w:val="en-US"/>
+        </w:rPr>
+        <w:t xml:space="preserve"> שחסר בו ערך קידוד מוצר</w:t>
+      </w:r>
+    </w:p>
+    <w:p>
+      <w:pPr>
+        <w:bidi/>
+        <w:rPr>
+          <w:rtl/>
+          <w:lang w:val="en-US"/>
+        </w:rPr>
+      </w:pPr>
+    </w:p>
+    <w:p>
+      <w:pPr>
+        <w:bidi/>
+        <w:rPr>
+          <w:rtl/>
+          <w:lang w:val="en-US"/>
+        </w:rPr>
+      </w:pPr>
     </w:p>
     <w:p>
       <w:pPr>
@@ -834,7 +1600,6 @@
         <w:rPr>
           <w:lang w:val="en-US"/>
         </w:rPr>
-        <w:lastRenderedPageBreak/>
         <w:t>TransferRequestStage.StatusCode</w:t>
       </w:r>
       <w:proofErr w:type="spellEnd"/>
@@ -920,6 +1685,7 @@
           <w:rtl/>
           <w:lang w:val="en-US"/>
         </w:rPr>
+        <w:lastRenderedPageBreak/>
         <w:t xml:space="preserve">מחיקת רשומת </w:t>
       </w:r>
       <w:proofErr w:type="spellStart"/>
@@ -1263,6 +2029,232 @@
 <file path=word/numbering.xml><?xml version="1.0" encoding="utf-8"?>
 <w:numbering xmlns:wpc="http://schemas.microsoft.com/office/word/2010/wordprocessingCanvas" xmlns:cx="http://schemas.microsoft.com/office/drawing/2014/chartex" xmlns:cx1="http://schemas.microsoft.com/office/drawing/2015/9/8/chartex" xmlns:cx2="http://schemas.microsoft.com/office/drawing/2015/10/21/chartex" xmlns:cx3="http://schemas.microsoft.com/office/drawing/2016/5/9/chartex" xmlns:cx4="http://schemas.microsoft.com/office/drawing/2016/5/10/chartex" xmlns:cx5="http://schemas.microsoft.com/office/drawing/2016/5/11/chartex" xmlns:cx6="http://schemas.microsoft.com/office/drawing/2016/5/12/chartex" xmlns:cx7="http://schemas.microsoft.com/office/drawing/2016/5/13/chartex" xmlns:cx8="http://schemas.microsoft.com/office/drawing/2016/5/14/chartex" xmlns:mc="http://schemas.openxmlformats.org/markup-compatibility/2006" xmlns:aink="http://schemas.microsoft.com/office/drawing/2016/ink" xmlns:am3d="http://schemas.microsoft.com/office/drawing/2017/model3d" xmlns:o="urn:schemas-microsoft-com:office:office" xmlns:oel="http://schemas.microsoft.com/office/2019/extlst" xmlns:r="http://schemas.openxmlformats.org/officeDocument/2006/relationships" xmlns:m="http://schemas.openxmlformats.org/officeDocument/2006/math" xmlns:v="urn:schemas-microsoft-com:vml" xmlns:wp14="http://schemas.microsoft.com/office/word/2010/wordprocessingDrawing" xmlns:wp="http://schemas.openxmlformats.org/drawingml/2006/wordprocessingDrawing" xmlns:w10="urn:schemas-microsoft-com:office:word" xmlns:w="http://schemas.openxmlformats.org/wordprocessingml/2006/main" xmlns:w14="http://schemas.microsoft.com/office/word/2010/wordml" xmlns:w15="http://schemas.microsoft.com/office/word/2012/wordml" xmlns:w16cex="http://schemas.microsoft.com/office/word/2018/wordml/cex" xmlns:w16cid="http://schemas.microsoft.com/office/word/2016/wordml/cid" xmlns:w16="http://schemas.microsoft.com/office/word/2018/wordml" xmlns:w16du="http://schemas.microsoft.com/office/word/2023/wordml/word16du" xmlns:w16sdtdh="http://schemas.microsoft.com/office/word/2020/wordml/sdtdatahash" xmlns:w16sdtfl="http://schemas.microsoft.com/office/word/2024/wordml/sdtformatlock" xmlns:w16se="http://schemas.microsoft.com/office/word/2015/wordml/symex" xmlns:wpg="http://schemas.microsoft.com/office/word/2010/wordprocessingGroup" xmlns:wpi="http://schemas.microsoft.com/office/word/2010/wordprocessingInk" xmlns:wne="http://schemas.microsoft.com/office/word/2006/wordml" xmlns:wps="http://schemas.microsoft.com/office/word/2010/wordprocessingShape" mc:Ignorable="w14 w15 w16se w16cid w16 w16cex w16sdtdh w16sdtfl w16du wp14">
   <w:abstractNum w:abstractNumId="0" w15:restartNumberingAfterBreak="0">
+    <w:nsid w:val="079D4EA4"/>
+    <w:multiLevelType w:val="hybridMultilevel"/>
+    <w:tmpl w:val="47B8D998"/>
+    <w:lvl w:ilvl="0" w:tplc="04090001">
+      <w:start w:val="1"/>
+      <w:numFmt w:val="bullet"/>
+      <w:lvlText w:val=""/>
+      <w:lvlJc w:val="left"/>
+      <w:pPr>
+        <w:ind w:left="720" w:hanging="360"/>
+      </w:pPr>
+      <w:rPr>
+        <w:rFonts w:ascii="Symbol" w:hAnsi="Symbol" w:hint="default"/>
+      </w:rPr>
+    </w:lvl>
+    <w:lvl w:ilvl="1" w:tplc="04090003" w:tentative="1">
+      <w:start w:val="1"/>
+      <w:numFmt w:val="bullet"/>
+      <w:lvlText w:val="o"/>
+      <w:lvlJc w:val="left"/>
+      <w:pPr>
+        <w:ind w:left="1440" w:hanging="360"/>
+      </w:pPr>
+      <w:rPr>
+        <w:rFonts w:ascii="Courier New" w:hAnsi="Courier New" w:cs="Courier New" w:hint="default"/>
+      </w:rPr>
+    </w:lvl>
+    <w:lvl w:ilvl="2" w:tplc="04090005" w:tentative="1">
+      <w:start w:val="1"/>
+      <w:numFmt w:val="bullet"/>
+      <w:lvlText w:val=""/>
+      <w:lvlJc w:val="left"/>
+      <w:pPr>
+        <w:ind w:left="2160" w:hanging="360"/>
+      </w:pPr>
+      <w:rPr>
+        <w:rFonts w:ascii="Wingdings" w:hAnsi="Wingdings" w:hint="default"/>
+      </w:rPr>
+    </w:lvl>
+    <w:lvl w:ilvl="3" w:tplc="04090001" w:tentative="1">
+      <w:start w:val="1"/>
+      <w:numFmt w:val="bullet"/>
+      <w:lvlText w:val=""/>
+      <w:lvlJc w:val="left"/>
+      <w:pPr>
+        <w:ind w:left="2880" w:hanging="360"/>
+      </w:pPr>
+      <w:rPr>
+        <w:rFonts w:ascii="Symbol" w:hAnsi="Symbol" w:hint="default"/>
+      </w:rPr>
+    </w:lvl>
+    <w:lvl w:ilvl="4" w:tplc="04090003" w:tentative="1">
+      <w:start w:val="1"/>
+      <w:numFmt w:val="bullet"/>
+      <w:lvlText w:val="o"/>
+      <w:lvlJc w:val="left"/>
+      <w:pPr>
+        <w:ind w:left="3600" w:hanging="360"/>
+      </w:pPr>
+      <w:rPr>
+        <w:rFonts w:ascii="Courier New" w:hAnsi="Courier New" w:cs="Courier New" w:hint="default"/>
+      </w:rPr>
+    </w:lvl>
+    <w:lvl w:ilvl="5" w:tplc="04090005" w:tentative="1">
+      <w:start w:val="1"/>
+      <w:numFmt w:val="bullet"/>
+      <w:lvlText w:val=""/>
+      <w:lvlJc w:val="left"/>
+      <w:pPr>
+        <w:ind w:left="4320" w:hanging="360"/>
+      </w:pPr>
+      <w:rPr>
+        <w:rFonts w:ascii="Wingdings" w:hAnsi="Wingdings" w:hint="default"/>
+      </w:rPr>
+    </w:lvl>
+    <w:lvl w:ilvl="6" w:tplc="04090001" w:tentative="1">
+      <w:start w:val="1"/>
+      <w:numFmt w:val="bullet"/>
+      <w:lvlText w:val=""/>
+      <w:lvlJc w:val="left"/>
+      <w:pPr>
+        <w:ind w:left="5040" w:hanging="360"/>
+      </w:pPr>
+      <w:rPr>
+        <w:rFonts w:ascii="Symbol" w:hAnsi="Symbol" w:hint="default"/>
+      </w:rPr>
+    </w:lvl>
+    <w:lvl w:ilvl="7" w:tplc="04090003" w:tentative="1">
+      <w:start w:val="1"/>
+      <w:numFmt w:val="bullet"/>
+      <w:lvlText w:val="o"/>
+      <w:lvlJc w:val="left"/>
+      <w:pPr>
+        <w:ind w:left="5760" w:hanging="360"/>
+      </w:pPr>
+      <w:rPr>
+        <w:rFonts w:ascii="Courier New" w:hAnsi="Courier New" w:cs="Courier New" w:hint="default"/>
+      </w:rPr>
+    </w:lvl>
+    <w:lvl w:ilvl="8" w:tplc="04090005" w:tentative="1">
+      <w:start w:val="1"/>
+      <w:numFmt w:val="bullet"/>
+      <w:lvlText w:val=""/>
+      <w:lvlJc w:val="left"/>
+      <w:pPr>
+        <w:ind w:left="6480" w:hanging="360"/>
+      </w:pPr>
+      <w:rPr>
+        <w:rFonts w:ascii="Wingdings" w:hAnsi="Wingdings" w:hint="default"/>
+      </w:rPr>
+    </w:lvl>
+  </w:abstractNum>
+  <w:abstractNum w:abstractNumId="1" w15:restartNumberingAfterBreak="0">
+    <w:nsid w:val="21B25A4A"/>
+    <w:multiLevelType w:val="hybridMultilevel"/>
+    <w:tmpl w:val="7A162FF6"/>
+    <w:lvl w:ilvl="0" w:tplc="04090001">
+      <w:start w:val="1"/>
+      <w:numFmt w:val="bullet"/>
+      <w:lvlText w:val=""/>
+      <w:lvlJc w:val="left"/>
+      <w:pPr>
+        <w:ind w:left="720" w:hanging="360"/>
+      </w:pPr>
+      <w:rPr>
+        <w:rFonts w:ascii="Symbol" w:hAnsi="Symbol" w:hint="default"/>
+      </w:rPr>
+    </w:lvl>
+    <w:lvl w:ilvl="1" w:tplc="04090003" w:tentative="1">
+      <w:start w:val="1"/>
+      <w:numFmt w:val="bullet"/>
+      <w:lvlText w:val="o"/>
+      <w:lvlJc w:val="left"/>
+      <w:pPr>
+        <w:ind w:left="1440" w:hanging="360"/>
+      </w:pPr>
+      <w:rPr>
+        <w:rFonts w:ascii="Courier New" w:hAnsi="Courier New" w:cs="Courier New" w:hint="default"/>
+      </w:rPr>
+    </w:lvl>
+    <w:lvl w:ilvl="2" w:tplc="04090005" w:tentative="1">
+      <w:start w:val="1"/>
+      <w:numFmt w:val="bullet"/>
+      <w:lvlText w:val=""/>
+      <w:lvlJc w:val="left"/>
+      <w:pPr>
+        <w:ind w:left="2160" w:hanging="360"/>
+      </w:pPr>
+      <w:rPr>
+        <w:rFonts w:ascii="Wingdings" w:hAnsi="Wingdings" w:hint="default"/>
+      </w:rPr>
+    </w:lvl>
+    <w:lvl w:ilvl="3" w:tplc="04090001" w:tentative="1">
+      <w:start w:val="1"/>
+      <w:numFmt w:val="bullet"/>
+      <w:lvlText w:val=""/>
+      <w:lvlJc w:val="left"/>
+      <w:pPr>
+        <w:ind w:left="2880" w:hanging="360"/>
+      </w:pPr>
+      <w:rPr>
+        <w:rFonts w:ascii="Symbol" w:hAnsi="Symbol" w:hint="default"/>
+      </w:rPr>
+    </w:lvl>
+    <w:lvl w:ilvl="4" w:tplc="04090003" w:tentative="1">
+      <w:start w:val="1"/>
+      <w:numFmt w:val="bullet"/>
+      <w:lvlText w:val="o"/>
+      <w:lvlJc w:val="left"/>
+      <w:pPr>
+        <w:ind w:left="3600" w:hanging="360"/>
+      </w:pPr>
+      <w:rPr>
+        <w:rFonts w:ascii="Courier New" w:hAnsi="Courier New" w:cs="Courier New" w:hint="default"/>
+      </w:rPr>
+    </w:lvl>
+    <w:lvl w:ilvl="5" w:tplc="04090005" w:tentative="1">
+      <w:start w:val="1"/>
+      <w:numFmt w:val="bullet"/>
+      <w:lvlText w:val=""/>
+      <w:lvlJc w:val="left"/>
+      <w:pPr>
+        <w:ind w:left="4320" w:hanging="360"/>
+      </w:pPr>
+      <w:rPr>
+        <w:rFonts w:ascii="Wingdings" w:hAnsi="Wingdings" w:hint="default"/>
+      </w:rPr>
+    </w:lvl>
+    <w:lvl w:ilvl="6" w:tplc="04090001" w:tentative="1">
+      <w:start w:val="1"/>
+      <w:numFmt w:val="bullet"/>
+      <w:lvlText w:val=""/>
+      <w:lvlJc w:val="left"/>
+      <w:pPr>
+        <w:ind w:left="5040" w:hanging="360"/>
+      </w:pPr>
+      <w:rPr>
+        <w:rFonts w:ascii="Symbol" w:hAnsi="Symbol" w:hint="default"/>
+      </w:rPr>
+    </w:lvl>
+    <w:lvl w:ilvl="7" w:tplc="04090003" w:tentative="1">
+      <w:start w:val="1"/>
+      <w:numFmt w:val="bullet"/>
+      <w:lvlText w:val="o"/>
+      <w:lvlJc w:val="left"/>
+      <w:pPr>
+        <w:ind w:left="5760" w:hanging="360"/>
+      </w:pPr>
+      <w:rPr>
+        <w:rFonts w:ascii="Courier New" w:hAnsi="Courier New" w:cs="Courier New" w:hint="default"/>
+      </w:rPr>
+    </w:lvl>
+    <w:lvl w:ilvl="8" w:tplc="04090005" w:tentative="1">
+      <w:start w:val="1"/>
+      <w:numFmt w:val="bullet"/>
+      <w:lvlText w:val=""/>
+      <w:lvlJc w:val="left"/>
+      <w:pPr>
+        <w:ind w:left="6480" w:hanging="360"/>
+      </w:pPr>
+      <w:rPr>
+        <w:rFonts w:ascii="Wingdings" w:hAnsi="Wingdings" w:hint="default"/>
+      </w:rPr>
+    </w:lvl>
+  </w:abstractNum>
+  <w:abstractNum w:abstractNumId="2" w15:restartNumberingAfterBreak="0">
     <w:nsid w:val="317E6FBD"/>
     <w:multiLevelType w:val="hybridMultilevel"/>
     <w:tmpl w:val="A31C096E"/>
@@ -1351,7 +2343,7 @@
       </w:pPr>
     </w:lvl>
   </w:abstractNum>
-  <w:abstractNum w:abstractNumId="1" w15:restartNumberingAfterBreak="0">
+  <w:abstractNum w:abstractNumId="3" w15:restartNumberingAfterBreak="0">
     <w:nsid w:val="60491765"/>
     <w:multiLevelType w:val="hybridMultilevel"/>
     <w:tmpl w:val="30B6158C"/>
@@ -1465,10 +2457,16 @@
     </w:lvl>
   </w:abstractNum>
   <w:num w:numId="1" w16cid:durableId="481581063">
-    <w:abstractNumId w:val="1"/>
+    <w:abstractNumId w:val="3"/>
   </w:num>
   <w:num w:numId="2" w16cid:durableId="2111049123">
+    <w:abstractNumId w:val="2"/>
+  </w:num>
+  <w:num w:numId="3" w16cid:durableId="838234372">
     <w:abstractNumId w:val="0"/>
+  </w:num>
+  <w:num w:numId="4" w16cid:durableId="1357074561">
+    <w:abstractNumId w:val="1"/>
   </w:num>
 </w:numbering>
 </file>
@@ -1482,7 +2480,7 @@
         <w:kern w:val="2"/>
         <w:sz w:val="24"/>
         <w:szCs w:val="24"/>
-        <w:lang w:val="en-IL" w:eastAsia="en-US" w:bidi="he-IL"/>
+        <w:lang w:eastAsia="en-US" w:bidi="he-IL"/>
         <w14:ligatures w14:val="standardContextual"/>
       </w:rPr>
     </w:rPrDefault>
@@ -2076,7 +3074,6 @@
   <w:style w:type="character" w:default="1" w:styleId="DefaultParagraphFont">
     <w:name w:val="Default Paragraph Font"/>
     <w:uiPriority w:val="1"/>
-    <w:semiHidden/>
     <w:unhideWhenUsed/>
   </w:style>
   <w:style w:type="table" w:default="1" w:styleId="TableNormal">
